--- a/docs/CHAPTER 5 REFERENCES.docx
+++ b/docs/CHAPTER 5 REFERENCES.docx
@@ -123,7 +123,7 @@
         <w:rPr>
           <w:b w:val="0"/>
         </w:rPr>
-        <w:t>F. D. Davis, "Perceived usefulness, perceived ease of use, and user acceptance of information technology," MIS Quarterly, vol. 13, no. 3, pp. 319-340, 1989.</w:t>
+        <w:t>World Health Organization, "Global strategy on digital health 2020-2025," 2021. [Online]. Available: https://www.who.int/publications/i/item/9789240020924. [Accessed: Apr. 28, 2026].</w:t>
       </w:r>
     </w:p>
     <w:p>
@@ -141,7 +141,7 @@
         <w:rPr>
           <w:b w:val="0"/>
         </w:rPr>
-        <w:t>V. Venkatesh, M. G. Morris, G. B. Davis, and F. D. Davis, "User acceptance of information technology: Toward a unified view," MIS Quarterly, vol. 27, no. 3, pp. 425-478, 2003.</w:t>
+        <w:t>World Health Organization, "Recommendations on digital interventions for health system strengthening," WHO Guideline, 2019. [Online]. Available: https://www.who.int/publications/i/item/9789241550505. [Accessed: Apr. 28, 2026].</w:t>
       </w:r>
     </w:p>
     <w:p>
@@ -159,7 +159,7 @@
         <w:rPr>
           <w:b w:val="0"/>
         </w:rPr>
-        <w:t>A. Glasgow, T. Vogt, and S. Boles, "Evaluating the public health impact of health promotion interventions: The RE-AIM framework," American Journal of Public Health, vol. 89, no. 9, pp. 1322-1327, 1999.</w:t>
+        <w:t>Centers for Disease Control and Prevention, "Immunization Information Systems (IIS)," 2025. [Online]. Available: https://www.cdc.gov/vaccines/programs/iis/index.html. [Accessed: Apr. 28, 2026].</w:t>
       </w:r>
     </w:p>
     <w:p>
@@ -177,7 +177,7 @@
         <w:rPr>
           <w:b w:val="0"/>
         </w:rPr>
-        <w:t>DHIS2, "Tracker and Event Program documentation," 2025. [Online]. Available: https://docs.dhis2.org. [Accessed: Apr. 10, 2026].</w:t>
+        <w:t>Centers for Disease Control and Prevention, "Immunization Information Systems (IIS) Technical Guidance," 2025. [Online]. Available: https://www.cdc.gov/vaccines/programs/iis/technical-guidance/index.html. [Accessed: Apr. 28, 2026].</w:t>
       </w:r>
     </w:p>
     <w:p>
@@ -195,7 +195,7 @@
         <w:rPr>
           <w:b w:val="0"/>
         </w:rPr>
-        <w:t>K. Beck et al., "Manifesto for Agile Software Development," 2001. [Online]. Available: https://agilemanifesto.org. [Accessed: Apr. 10, 2026].</w:t>
+        <w:t>DHIS2, "Individual Data Records with Tracker &amp; Event Programs," 2025. [Online]. Available: https://dhis2.org/tracker. [Accessed: Apr. 28, 2026].</w:t>
       </w:r>
     </w:p>
     <w:p>
@@ -213,7 +213,7 @@
         <w:rPr>
           <w:b w:val="0"/>
         </w:rPr>
-        <w:t>K. Schwaber and J. Sutherland, "The Scrum Guide," 2020. [Online]. Available: https://scrumguides.org. [Accessed: Apr. 10, 2026].</w:t>
+        <w:t>F. D. Davis, "Perceived usefulness, perceived ease of use, and user acceptance of information technology," MIS Quarterly, vol. 13, no. 3, pp. 319-340, 1989.</w:t>
       </w:r>
     </w:p>
     <w:p>
@@ -231,7 +231,7 @@
         <w:rPr>
           <w:b w:val="0"/>
         </w:rPr>
-        <w:t>Vercel, "Next.js documentation," 2025. [Online]. Available: https://nextjs.org/docs. [Accessed: Apr. 10, 2026].</w:t>
+        <w:t>V. Venkatesh, M. G. Morris, G. B. Davis, and F. D. Davis, "User acceptance of information technology: Toward a unified view," MIS Quarterly, vol. 27, no. 3, pp. 425-478, 2003.</w:t>
       </w:r>
     </w:p>
     <w:p>
@@ -249,7 +249,7 @@
         <w:rPr>
           <w:b w:val="0"/>
         </w:rPr>
-        <w:t>Meta Open Source, "React documentation," 2025. [Online]. Available: https://react.dev. [Accessed: Apr. 10, 2026].</w:t>
+        <w:t>A. Glasgow, T. Vogt, and S. Boles, "Evaluating the public health impact of health promotion interventions: The RE-AIM framework," American Journal of Public Health, vol. 89, no. 9, pp. 1322-1327, 1999.</w:t>
       </w:r>
     </w:p>
     <w:p>
@@ -267,7 +267,7 @@
         <w:rPr>
           <w:b w:val="0"/>
         </w:rPr>
-        <w:t>NestJS Core Team, "NestJS documentation," 2025. [Online]. Available: https://docs.nestjs.com. [Accessed: Apr. 10, 2026].</w:t>
+        <w:t>DHIS2, "Tracker and Event Program documentation," 2025. [Online]. Available: https://docs.dhis2.org. [Accessed: Apr. 10, 2026].</w:t>
       </w:r>
     </w:p>
     <w:p>
@@ -285,7 +285,7 @@
         <w:rPr>
           <w:b w:val="0"/>
         </w:rPr>
-        <w:t>Supabase Inc., "Supabase documentation," 2025. [Online]. Available: https://supabase.com/docs. [Accessed: Apr. 10, 2026].</w:t>
+        <w:t>K. Beck et al., "Manifesto for Agile Software Development," 2001. [Online]. Available: https://agilemanifesto.org. [Accessed: Apr. 10, 2026].</w:t>
       </w:r>
     </w:p>
     <w:p>
@@ -303,7 +303,7 @@
         <w:rPr>
           <w:b w:val="0"/>
         </w:rPr>
-        <w:t>PostgreSQL Global Development Group, "PostgreSQL documentation," 2025. [Online]. Available: https://www.postgresql.org/docs. [Accessed: Apr. 10, 2026].</w:t>
+        <w:t>K. Schwaber and J. Sutherland, "The Scrum Guide," 2020. [Online]. Available: https://scrumguides.org. [Accessed: Apr. 10, 2026].</w:t>
       </w:r>
     </w:p>
     <w:p>
@@ -321,7 +321,7 @@
         <w:rPr>
           <w:b w:val="0"/>
         </w:rPr>
-        <w:t>D. Fahlander, "Dexie.js documentation," 2025. [Online]. Available: https://dexie.org/docs. [Accessed: Apr. 10, 2026].</w:t>
+        <w:t>Vercel, "Next.js documentation," 2025. [Online]. Available: https://nextjs.org/docs. [Accessed: Apr. 10, 2026].</w:t>
       </w:r>
     </w:p>
     <w:p>
@@ -339,7 +339,7 @@
         <w:rPr>
           <w:b w:val="0"/>
         </w:rPr>
-        <w:t>W3C, "Indexed Database API 3.0," 2022. [Online]. Available: https://www.w3.org/TR/IndexedDB. [Accessed: Apr. 10, 2026].</w:t>
+        <w:t>Meta Open Source, "React documentation," 2025. [Online]. Available: https://react.dev. [Accessed: Apr. 10, 2026].</w:t>
       </w:r>
     </w:p>
     <w:p>
@@ -357,7 +357,7 @@
         <w:rPr>
           <w:b w:val="0"/>
         </w:rPr>
-        <w:t>Google, "Progressive Web Applications," 2025. [Online]. Available: https://web.dev/progressive-web-apps. [Accessed: Apr. 10, 2026].</w:t>
+        <w:t>NestJS Core Team, "NestJS documentation," 2025. [Online]. Available: https://docs.nestjs.com. [Accessed: Apr. 10, 2026].</w:t>
       </w:r>
     </w:p>
     <w:p>
@@ -375,7 +375,7 @@
         <w:rPr>
           <w:b w:val="0"/>
         </w:rPr>
-        <w:t>National Institute of Standards and Technology, "Advanced Encryption Standard (AES)," FIPS PUB 197, 2001.</w:t>
+        <w:t>Supabase Inc., "Supabase documentation," 2025. [Online]. Available: https://supabase.com/docs. [Accessed: Apr. 10, 2026].</w:t>
       </w:r>
     </w:p>
     <w:p>
@@ -393,7 +393,7 @@
         <w:rPr>
           <w:b w:val="0"/>
         </w:rPr>
-        <w:t>M. Jones, J. Bradley, and N. Sakimura, "Json Web Token (JWT)," IETF RFC 7519, 2015.</w:t>
+        <w:t>PostgreSQL Global Development Group, "PostgreSQL documentation," 2025. [Online]. Available: https://www.postgresql.org/docs. [Accessed: Apr. 10, 2026].</w:t>
       </w:r>
     </w:p>
     <w:p>
@@ -411,7 +411,7 @@
         <w:rPr>
           <w:b w:val="0"/>
         </w:rPr>
-        <w:t>Hubtel, "Hubtel SMS API documentation," 2025. [Online]. Available: https://developers.hubtel.com. [Accessed: Apr. 10, 2026].</w:t>
+        <w:t>D. Fahlander, "Dexie.js documentation," 2025. [Online]. Available: https://dexie.org/docs. [Accessed: Apr. 10, 2026].</w:t>
       </w:r>
     </w:p>
     <w:p>
@@ -429,7 +429,7 @@
         <w:rPr>
           <w:b w:val="0"/>
         </w:rPr>
-        <w:t>Brevo, "Brevo Transactional Email API documentation," 2025. [Online]. Available: https://developers.brevo.com. [Accessed: Apr. 10, 2026].</w:t>
+        <w:t>W3C, "Indexed Database API 3.0," 2022. [Online]. Available: https://www.w3.org/TR/IndexedDB. [Accessed: Apr. 10, 2026].</w:t>
       </w:r>
     </w:p>
     <w:p>
@@ -447,7 +447,7 @@
         <w:rPr>
           <w:b w:val="0"/>
         </w:rPr>
-        <w:t>M. Dhar, "html5-qrcode," 2025. [Online]. Available: https://github.com/mebjas/html5-qrcode. [Accessed: Apr. 10, 2026].</w:t>
+        <w:t>Google, "Progressive Web Applications," 2025. [Online]. Available: https://web.dev/progressive-web-apps. [Accessed: Apr. 10, 2026].</w:t>
       </w:r>
     </w:p>
     <w:p>
@@ -465,7 +465,7 @@
         <w:rPr>
           <w:b w:val="0"/>
         </w:rPr>
-        <w:t>MrRio, "jsPDF documentation," 2025. [Online]. Available: https://github.com/parallax/jsPDF. [Accessed: Apr. 10, 2026].</w:t>
+        <w:t>National Institute of Standards and Technology, "Advanced Encryption Standard (AES)," FIPS PUB 197, 2001.</w:t>
       </w:r>
     </w:p>
     <w:p>
@@ -483,7 +483,7 @@
         <w:rPr>
           <w:b w:val="0"/>
         </w:rPr>
-        <w:t>U. Khan, "qrcode.react," 2025. [Online]. Available: https://github.com/zpao/qrcode.react. [Accessed: Apr. 10, 2026].</w:t>
+        <w:t>M. Jones, J. Bradley, and N. Sakimura, "Json Web Token (JWT)," IETF RFC 7519, 2015.</w:t>
       </w:r>
     </w:p>
     <w:p>
@@ -501,7 +501,7 @@
         <w:rPr>
           <w:b w:val="0"/>
         </w:rPr>
-        <w:t>V. Agafonkin, "Leaflet documentation," 2025. [Online]. Available: https://leafletjs.com. [Accessed: Apr. 10, 2026].</w:t>
+        <w:t>Hubtel, "Hubtel SMS API documentation," 2025. [Online]. Available: https://developers.hubtel.com. [Accessed: Apr. 10, 2026].</w:t>
       </w:r>
     </w:p>
     <w:p>
@@ -519,7 +519,7 @@
         <w:rPr>
           <w:b w:val="0"/>
         </w:rPr>
-        <w:t>OpenStreetMap Foundation, "OpenStreetMap," 2025. [Online]. Available: https://www.openstreetmap.org. [Accessed: Apr. 10, 2026].</w:t>
+        <w:t>Brevo, "Brevo Transactional Email API documentation," 2025. [Online]. Available: https://developers.brevo.com. [Accessed: Apr. 10, 2026].</w:t>
       </w:r>
     </w:p>
     <w:p>
@@ -537,7 +537,7 @@
         <w:rPr>
           <w:b w:val="0"/>
         </w:rPr>
-        <w:t>PostGIS Development Team, "PostGIS documentation," 2025. [Online]. Available: https://postgis.net/documentation. [Accessed: Apr. 10, 2026].</w:t>
+        <w:t>M. Dhar, "html5-qrcode," 2025. [Online]. Available: https://github.com/mebjas/html5-qrcode. [Accessed: Apr. 10, 2026].</w:t>
       </w:r>
     </w:p>
     <w:p>
@@ -555,6 +555,96 @@
         <w:rPr>
           <w:b w:val="0"/>
         </w:rPr>
+        <w:t>MrRio, "jsPDF documentation," 2025. [Online]. Available: https://github.com/parallax/jsPDF. [Accessed: Apr. 10, 2026].</w:t>
+      </w:r>
+    </w:p>
+    <w:p>
+      <w:pPr>
+        <w:spacing w:after="100" w:line="312" w:lineRule="auto"/>
+        <w:ind w:left="576" w:hanging="576"/>
+      </w:pPr>
+      <w:r>
+        <w:rPr>
+          <w:b/>
+        </w:rPr>
+        <w:t xml:space="preserve">[30] </w:t>
+      </w:r>
+      <w:r>
+        <w:rPr>
+          <w:b w:val="0"/>
+        </w:rPr>
+        <w:t>U. Khan, "qrcode.react," 2025. [Online]. Available: https://github.com/zpao/qrcode.react. [Accessed: Apr. 10, 2026].</w:t>
+      </w:r>
+    </w:p>
+    <w:p>
+      <w:pPr>
+        <w:spacing w:after="100" w:line="312" w:lineRule="auto"/>
+        <w:ind w:left="576" w:hanging="576"/>
+      </w:pPr>
+      <w:r>
+        <w:rPr>
+          <w:b/>
+        </w:rPr>
+        <w:t xml:space="preserve">[31] </w:t>
+      </w:r>
+      <w:r>
+        <w:rPr>
+          <w:b w:val="0"/>
+        </w:rPr>
+        <w:t>V. Agafonkin, "Leaflet documentation," 2025. [Online]. Available: https://leafletjs.com. [Accessed: Apr. 10, 2026].</w:t>
+      </w:r>
+    </w:p>
+    <w:p>
+      <w:pPr>
+        <w:spacing w:after="100" w:line="312" w:lineRule="auto"/>
+        <w:ind w:left="576" w:hanging="576"/>
+      </w:pPr>
+      <w:r>
+        <w:rPr>
+          <w:b/>
+        </w:rPr>
+        <w:t xml:space="preserve">[32] </w:t>
+      </w:r>
+      <w:r>
+        <w:rPr>
+          <w:b w:val="0"/>
+        </w:rPr>
+        <w:t>OpenStreetMap Foundation, "OpenStreetMap," 2025. [Online]. Available: https://www.openstreetmap.org. [Accessed: Apr. 10, 2026].</w:t>
+      </w:r>
+    </w:p>
+    <w:p>
+      <w:pPr>
+        <w:spacing w:after="100" w:line="312" w:lineRule="auto"/>
+        <w:ind w:left="576" w:hanging="576"/>
+      </w:pPr>
+      <w:r>
+        <w:rPr>
+          <w:b/>
+        </w:rPr>
+        <w:t xml:space="preserve">[33] </w:t>
+      </w:r>
+      <w:r>
+        <w:rPr>
+          <w:b w:val="0"/>
+        </w:rPr>
+        <w:t>PostGIS Development Team, "PostGIS documentation," 2025. [Online]. Available: https://postgis.net/documentation. [Accessed: Apr. 10, 2026].</w:t>
+      </w:r>
+    </w:p>
+    <w:p>
+      <w:pPr>
+        <w:spacing w:after="100" w:line="312" w:lineRule="auto"/>
+        <w:ind w:left="576" w:hanging="576"/>
+      </w:pPr>
+      <w:r>
+        <w:rPr>
+          <w:b/>
+        </w:rPr>
+        <w:t xml:space="preserve">[34] </w:t>
+      </w:r>
+      <w:r>
+        <w:rPr>
+          <w:b w:val="0"/>
+        </w:rPr>
         <w:t>TypeStack, "class-validator documentation," 2025. [Online]. Available: https://github.com/typestack/class-validator. [Accessed: Apr. 10, 2026].</w:t>
       </w:r>
     </w:p>
@@ -567,7 +657,7 @@
         <w:rPr>
           <w:b/>
         </w:rPr>
-        <w:t xml:space="preserve">[30] </w:t>
+        <w:t xml:space="preserve">[35] </w:t>
       </w:r>
       <w:r>
         <w:rPr>
